--- a/resume/word/Portfolio-VoHongQuan.docx
+++ b/resume/word/Portfolio-VoHongQuan.docx
@@ -252,25 +252,29 @@
               <w:spacing w:after="20" w:before="0" w:lineRule="auto"/>
               <w:rPr/>
             </w:pPr>
-            <w:r>
-              <w:rPr>
-                <w:rFonts w:ascii="Arial" w:cs="Arial" w:eastAsia="Arial" w:hAnsi="Arial"/>
-                <w:b w:val="1"/>
-                <w:bCs w:val="1"/>
-                <w:i w:val="0"/>
-                <w:iCs w:val="0"/>
-                <w:color w:val="24313a"/>
-                <w:sz w:val="19"/>
-                <w:szCs w:val="19"/>
-                <w:rtl w:val="0"/>
-              </w:rPr>
-              <w:t xml:space="preserve">vohongquan.6524@gmail.com</w:t>
-            </w:r>
-            <w:r>
-              <w:rPr>
-                <w:rtl w:val="0"/>
-              </w:rPr>
-            </w:r>
+            <w:hyperlink r:id="rIdHyperEmail" w:history="1">
+              <w:r>
+                <w:rPr>
+                  <w:rFonts w:ascii="Arial" w:cs="Arial" w:eastAsia="Arial" w:hAnsi="Arial"/>
+                  <w:b w:val="1"/>
+                  <w:bCs w:val="1"/>
+                  <w:i w:val="0"/>
+                  <w:iCs w:val="0"/>
+                  <w:color w:val="24313a"/>
+                  <w:sz w:val="19"/>
+                  <w:szCs w:val="19"/>
+                  <w:rtl w:val="0"/>
+                </w:rPr>
+                <w:t xml:space="preserve">vohongquan.6524@gmail.com</w:t>
+              </w:r>
+            </w:hyperlink>
+            <w:hyperlink r:id="rIdHyperEmail" w:history="1">
+              <w:r>
+                <w:rPr>
+                  <w:rtl w:val="0"/>
+                </w:rPr>
+              </w:r>
+            </w:hyperlink>
           </w:p>
         </w:tc>
         <w:tc>
@@ -318,25 +322,29 @@
               <w:spacing w:after="20" w:before="0" w:lineRule="auto"/>
               <w:rPr/>
             </w:pPr>
-            <w:r>
-              <w:rPr>
-                <w:rFonts w:ascii="Arial" w:cs="Arial" w:eastAsia="Arial" w:hAnsi="Arial"/>
-                <w:b w:val="1"/>
-                <w:bCs w:val="1"/>
-                <w:i w:val="0"/>
-                <w:iCs w:val="0"/>
-                <w:color w:val="24313a"/>
-                <w:sz w:val="19"/>
-                <w:szCs w:val="19"/>
-                <w:rtl w:val="0"/>
-              </w:rPr>
-              <w:t xml:space="preserve">(+84) 363 645 485</w:t>
-            </w:r>
-            <w:r>
-              <w:rPr>
-                <w:rtl w:val="0"/>
-              </w:rPr>
-            </w:r>
+            <w:hyperlink r:id="rIdHyperPhone" w:history="1">
+              <w:r>
+                <w:rPr>
+                  <w:rFonts w:ascii="Arial" w:cs="Arial" w:eastAsia="Arial" w:hAnsi="Arial"/>
+                  <w:b w:val="1"/>
+                  <w:bCs w:val="1"/>
+                  <w:i w:val="0"/>
+                  <w:iCs w:val="0"/>
+                  <w:color w:val="24313a"/>
+                  <w:sz w:val="19"/>
+                  <w:szCs w:val="19"/>
+                  <w:rtl w:val="0"/>
+                </w:rPr>
+                <w:t xml:space="preserve">(+84) 363 645 485</w:t>
+              </w:r>
+            </w:hyperlink>
+            <w:hyperlink r:id="rIdHyperPhone" w:history="1">
+              <w:r>
+                <w:rPr>
+                  <w:rtl w:val="0"/>
+                </w:rPr>
+              </w:r>
+            </w:hyperlink>
           </w:p>
         </w:tc>
       </w:tr>
@@ -390,25 +398,29 @@
               <w:spacing w:after="20" w:before="0" w:lineRule="auto"/>
               <w:rPr/>
             </w:pPr>
-            <w:r>
-              <w:rPr>
-                <w:rFonts w:ascii="Arial" w:cs="Arial" w:eastAsia="Arial" w:hAnsi="Arial"/>
-                <w:b w:val="1"/>
-                <w:bCs w:val="1"/>
-                <w:i w:val="0"/>
-                <w:iCs w:val="0"/>
-                <w:color w:val="24313a"/>
-                <w:sz w:val="19"/>
-                <w:szCs w:val="19"/>
-                <w:rtl w:val="0"/>
-              </w:rPr>
-              <w:t xml:space="preserve">github.com/vohongquann</w:t>
-            </w:r>
-            <w:r>
-              <w:rPr>
-                <w:rtl w:val="0"/>
-              </w:rPr>
-            </w:r>
+            <w:hyperlink r:id="rIdHyperGithub" w:history="1">
+              <w:r>
+                <w:rPr>
+                  <w:rFonts w:ascii="Arial" w:cs="Arial" w:eastAsia="Arial" w:hAnsi="Arial"/>
+                  <w:b w:val="1"/>
+                  <w:bCs w:val="1"/>
+                  <w:i w:val="0"/>
+                  <w:iCs w:val="0"/>
+                  <w:color w:val="24313a"/>
+                  <w:sz w:val="19"/>
+                  <w:szCs w:val="19"/>
+                  <w:rtl w:val="0"/>
+                </w:rPr>
+                <w:t xml:space="preserve">github.com/vohongquann</w:t>
+              </w:r>
+            </w:hyperlink>
+            <w:hyperlink r:id="rIdHyperGithub" w:history="1">
+              <w:r>
+                <w:rPr>
+                  <w:rtl w:val="0"/>
+                </w:rPr>
+              </w:r>
+            </w:hyperlink>
           </w:p>
         </w:tc>
         <w:tc>
@@ -456,25 +468,29 @@
               <w:spacing w:after="20" w:before="0" w:lineRule="auto"/>
               <w:rPr/>
             </w:pPr>
-            <w:r>
-              <w:rPr>
-                <w:rFonts w:ascii="Arial" w:cs="Arial" w:eastAsia="Arial" w:hAnsi="Arial"/>
-                <w:b w:val="1"/>
-                <w:bCs w:val="1"/>
-                <w:i w:val="0"/>
-                <w:iCs w:val="0"/>
-                <w:color w:val="24313a"/>
-                <w:sz w:val="19"/>
-                <w:szCs w:val="19"/>
-                <w:rtl w:val="0"/>
-              </w:rPr>
-              <w:t xml:space="preserve">vohongquann.github.io/Portfolio</w:t>
-            </w:r>
-            <w:r>
-              <w:rPr>
-                <w:rtl w:val="0"/>
-              </w:rPr>
-            </w:r>
+            <w:hyperlink r:id="rIdHyperWebsite" w:history="1">
+              <w:r>
+                <w:rPr>
+                  <w:rFonts w:ascii="Arial" w:cs="Arial" w:eastAsia="Arial" w:hAnsi="Arial"/>
+                  <w:b w:val="1"/>
+                  <w:bCs w:val="1"/>
+                  <w:i w:val="0"/>
+                  <w:iCs w:val="0"/>
+                  <w:color w:val="24313a"/>
+                  <w:sz w:val="19"/>
+                  <w:szCs w:val="19"/>
+                  <w:rtl w:val="0"/>
+                </w:rPr>
+                <w:t xml:space="preserve">vohongquann.github.io/Portfolio</w:t>
+              </w:r>
+            </w:hyperlink>
+            <w:hyperlink r:id="rIdHyperWebsite" w:history="1">
+              <w:r>
+                <w:rPr>
+                  <w:rtl w:val="0"/>
+                </w:rPr>
+              </w:r>
+            </w:hyperlink>
           </w:p>
         </w:tc>
       </w:tr>
@@ -705,7 +721,7 @@
           <w:szCs w:val="19"/>
           <w:rtl w:val="0"/>
         </w:rPr>
-        <w:t xml:space="preserve">Robotics and AI engineer who builds learning-based controllers for robots. Works across the whole loop: modeling the physical system, training reinforcement learning policies, and measuring them against classical PID and LQR controllers so every claim rests on a number. Works mainly in Python, PyTorch and NVIDIA Isaac Lab. Looking for an AI or robotics engineering</w:t>
+        <w:t xml:space="preserve">Robotics and AI engineer focused on learning-based control. Builds physical models, trains RL policies and benchmarks them against PID and LQR.</w:t>
       </w:r>
       <w:r>
         <w:rPr>
@@ -1665,7 +1681,7 @@
                 <w:szCs w:val="17"/>
                 <w:rtl w:val="0"/>
               </w:rPr>
-              <w:t xml:space="preserve">• Support reinforcement learning training and real-time testing of robot control systems.</w:t>
+              <w:t xml:space="preserve">• Train and evaluate RL controllers for real-time robotic systems.</w:t>
             </w:r>
             <w:r>
               <w:rPr>
@@ -1690,7 +1706,7 @@
                 <w:szCs w:val="17"/>
                 <w:rtl w:val="0"/>
               </w:rPr>
-              <w:t xml:space="preserve">• Assist in designing reward functions and tuning hyperparameters for reinforcement learning agents.</w:t>
+              <w:t xml:space="preserve">• Design reward functions and tune hyperparameters for stable policies.</w:t>
             </w:r>
             <w:r>
               <w:rPr>
@@ -2358,36 +2374,42 @@
               <w:spacing w:after="20" w:before="0" w:lineRule="auto"/>
               <w:rPr/>
             </w:pPr>
-            <w:r>
-              <w:rPr>
-                <w:b w:val="1"/>
-                <w:bCs w:val="1"/>
-                <w:color w:val="18324a"/>
-                <w:sz w:val="23"/>
-                <w:szCs w:val="23"/>
-                <w:rtl w:val="0"/>
-              </w:rPr>
-              <w:t xml:space="preserve">Crazyflie-IsaacLab</w:t>
-            </w:r>
-            <w:r>
-              <w:rPr>
-                <w:rFonts w:ascii="Arial" w:cs="Arial" w:eastAsia="Arial" w:hAnsi="Arial"/>
-                <w:b w:val="1"/>
-                <w:bCs w:val="1"/>
-                <w:i w:val="0"/>
-                <w:iCs w:val="0"/>
-                <w:color w:val="18324a"/>
-                <w:sz w:val="23"/>
-                <w:szCs w:val="23"/>
-                <w:rtl w:val="0"/>
-              </w:rPr>
-              <w:t xml:space="preserve">: RL-Tuned PID Gains for a Crazyflie Quadrotor</w:t>
-            </w:r>
-            <w:r>
-              <w:rPr>
-                <w:rtl w:val="0"/>
-              </w:rPr>
-            </w:r>
+            <w:hyperlink r:id="rIdHyperCrazyflie" w:history="1">
+              <w:r>
+                <w:rPr>
+                  <w:b w:val="1"/>
+                  <w:bCs w:val="1"/>
+                  <w:color w:val="18324a"/>
+                  <w:sz w:val="23"/>
+                  <w:szCs w:val="23"/>
+                  <w:rtl w:val="0"/>
+                </w:rPr>
+                <w:t xml:space="preserve">Crazyflie-IsaacLab</w:t>
+              </w:r>
+            </w:hyperlink>
+            <w:hyperlink r:id="rIdHyperCrazyflie" w:history="1">
+              <w:r>
+                <w:rPr>
+                  <w:rFonts w:ascii="Arial" w:cs="Arial" w:eastAsia="Arial" w:hAnsi="Arial"/>
+                  <w:b w:val="1"/>
+                  <w:bCs w:val="1"/>
+                  <w:i w:val="0"/>
+                  <w:iCs w:val="0"/>
+                  <w:color w:val="18324a"/>
+                  <w:sz w:val="23"/>
+                  <w:szCs w:val="23"/>
+                  <w:rtl w:val="0"/>
+                </w:rPr>
+                <w:t xml:space="preserve">: RL-Tuned PID Gains for a Crazyflie Quadrotor</w:t>
+              </w:r>
+            </w:hyperlink>
+            <w:hyperlink r:id="rIdHyperCrazyflie" w:history="1">
+              <w:r>
+                <w:rPr>
+                  <w:rtl w:val="0"/>
+                </w:rPr>
+              </w:r>
+            </w:hyperlink>
           </w:p>
           <w:p>
             <w:pPr>
@@ -2633,36 +2655,42 @@
               <w:spacing w:after="20" w:before="0" w:lineRule="auto"/>
               <w:rPr/>
             </w:pPr>
-            <w:r>
-              <w:rPr>
-                <w:b w:val="1"/>
-                <w:bCs w:val="1"/>
-                <w:color w:val="18324a"/>
-                <w:sz w:val="23"/>
-                <w:szCs w:val="23"/>
-                <w:rtl w:val="0"/>
-              </w:rPr>
-              <w:t xml:space="preserve">BalancingRobot-IsaacLab</w:t>
-            </w:r>
-            <w:r>
-              <w:rPr>
-                <w:rFonts w:ascii="Arial" w:cs="Arial" w:eastAsia="Arial" w:hAnsi="Arial"/>
-                <w:b w:val="1"/>
-                <w:bCs w:val="1"/>
-                <w:i w:val="0"/>
-                <w:iCs w:val="0"/>
-                <w:color w:val="18324a"/>
-                <w:sz w:val="23"/>
-                <w:szCs w:val="23"/>
-                <w:rtl w:val="0"/>
-              </w:rPr>
-              <w:t xml:space="preserve">: Self-Balancing Robot with an RL Cascade</w:t>
-            </w:r>
-            <w:r>
-              <w:rPr>
-                <w:rtl w:val="0"/>
-              </w:rPr>
-            </w:r>
+            <w:hyperlink r:id="rIdHyperBalancing" w:history="1">
+              <w:r>
+                <w:rPr>
+                  <w:b w:val="1"/>
+                  <w:bCs w:val="1"/>
+                  <w:color w:val="18324a"/>
+                  <w:sz w:val="23"/>
+                  <w:szCs w:val="23"/>
+                  <w:rtl w:val="0"/>
+                </w:rPr>
+                <w:t xml:space="preserve">BalancingRobot-IsaacLab</w:t>
+              </w:r>
+            </w:hyperlink>
+            <w:hyperlink r:id="rIdHyperBalancing" w:history="1">
+              <w:r>
+                <w:rPr>
+                  <w:rFonts w:ascii="Arial" w:cs="Arial" w:eastAsia="Arial" w:hAnsi="Arial"/>
+                  <w:b w:val="1"/>
+                  <w:bCs w:val="1"/>
+                  <w:i w:val="0"/>
+                  <w:iCs w:val="0"/>
+                  <w:color w:val="18324a"/>
+                  <w:sz w:val="23"/>
+                  <w:szCs w:val="23"/>
+                  <w:rtl w:val="0"/>
+                </w:rPr>
+                <w:t xml:space="preserve">: Self-Balancing Robot with an RL Cascade</w:t>
+              </w:r>
+            </w:hyperlink>
+            <w:hyperlink r:id="rIdHyperBalancing" w:history="1">
+              <w:r>
+                <w:rPr>
+                  <w:rtl w:val="0"/>
+                </w:rPr>
+              </w:r>
+            </w:hyperlink>
           </w:p>
           <w:p>
             <w:pPr>
@@ -2681,7 +2709,7 @@
                 <w:szCs w:val="18"/>
                 <w:rtl w:val="0"/>
               </w:rPr>
-              <w:t xml:space="preserve">A velocity policy turns speed and turn-rate commands into wheel torques; a position policy on top drives a Pololu Balboa to a goal, from raw IMU and encoders.</w:t>
+              <w:t xml:space="preserve">A velocity policy balances the robot; a frozen position policy drives it to a goal.</w:t>
             </w:r>
             <w:r>
               <w:rPr>
@@ -2923,36 +2951,42 @@
               <w:spacing w:after="20" w:before="0" w:lineRule="auto"/>
               <w:rPr/>
             </w:pPr>
-            <w:r>
-              <w:rPr>
-                <w:b w:val="1"/>
-                <w:bCs w:val="1"/>
-                <w:color w:val="18324a"/>
-                <w:sz w:val="23"/>
-                <w:szCs w:val="23"/>
-                <w:rtl w:val="0"/>
-              </w:rPr>
-              <w:t xml:space="preserve">RotaryPendulum-IsaacLab</w:t>
-            </w:r>
-            <w:r>
-              <w:rPr>
-                <w:rFonts w:ascii="Arial" w:cs="Arial" w:eastAsia="Arial" w:hAnsi="Arial"/>
-                <w:b w:val="1"/>
-                <w:bCs w:val="1"/>
-                <w:i w:val="0"/>
-                <w:iCs w:val="0"/>
-                <w:color w:val="18324a"/>
-                <w:sz w:val="23"/>
-                <w:szCs w:val="23"/>
-                <w:rtl w:val="0"/>
-              </w:rPr>
-              <w:t xml:space="preserve">: Learned Cascade PID for a Rotary Inverted Pendulum</w:t>
-            </w:r>
-            <w:r>
-              <w:rPr>
-                <w:rtl w:val="0"/>
-              </w:rPr>
-            </w:r>
+            <w:hyperlink r:id="rIdHyperRotary" w:history="1">
+              <w:r>
+                <w:rPr>
+                  <w:b w:val="1"/>
+                  <w:bCs w:val="1"/>
+                  <w:color w:val="18324a"/>
+                  <w:sz w:val="23"/>
+                  <w:szCs w:val="23"/>
+                  <w:rtl w:val="0"/>
+                </w:rPr>
+                <w:t xml:space="preserve">RotaryPendulum-IsaacLab</w:t>
+              </w:r>
+            </w:hyperlink>
+            <w:hyperlink r:id="rIdHyperRotary" w:history="1">
+              <w:r>
+                <w:rPr>
+                  <w:rFonts w:ascii="Arial" w:cs="Arial" w:eastAsia="Arial" w:hAnsi="Arial"/>
+                  <w:b w:val="1"/>
+                  <w:bCs w:val="1"/>
+                  <w:i w:val="0"/>
+                  <w:iCs w:val="0"/>
+                  <w:color w:val="18324a"/>
+                  <w:sz w:val="23"/>
+                  <w:szCs w:val="23"/>
+                  <w:rtl w:val="0"/>
+                </w:rPr>
+                <w:t xml:space="preserve">: Learned Cascade PID for a Rotary Inverted Pendulum</w:t>
+              </w:r>
+            </w:hyperlink>
+            <w:hyperlink r:id="rIdHyperRotary" w:history="1">
+              <w:r>
+                <w:rPr>
+                  <w:rtl w:val="0"/>
+                </w:rPr>
+              </w:r>
+            </w:hyperlink>
           </w:p>
           <w:p>
             <w:pPr>
@@ -2971,7 +3005,7 @@
                 <w:szCs w:val="18"/>
                 <w:rtl w:val="0"/>
               </w:rPr>
-              <w:t xml:space="preserve">A PPO policy writes the six gains of a two-loop PID that swings up and balances a Quanser QUBE-Servo 2 in simulation.</w:t>
+              <w:t xml:space="preserve">PPO retunes six gains of a two-loop PID at 100 Hz.</w:t>
             </w:r>
             <w:r>
               <w:rPr>
@@ -2996,7 +3030,7 @@
                 <w:szCs w:val="15"/>
                 <w:rtl w:val="0"/>
               </w:rPr>
-              <w:t xml:space="preserve">Individual project  •  Python, PPO, Isaac Lab, PhysX  •  Feb 202</w:t>
+              <w:t xml:space="preserve">Individual project  •  Python, PPO (rsl_rl), NVIDIA Isaac Lab, PhysX, URDF  •  Feb 202</w:t>
             </w:r>
             <w:r>
               <w:rPr>
@@ -3180,33 +3214,39 @@
         <w:spacing w:after="30" w:line="240" w:lineRule="auto"/>
         <w:rPr/>
       </w:pPr>
-      <w:r>
-        <w:rPr>
-          <w:sz w:val="38"/>
-          <w:szCs w:val="38"/>
-          <w:rtl w:val="0"/>
-        </w:rPr>
-        <w:t xml:space="preserve">Crazyflie-IsaacLab</w:t>
-      </w:r>
-      <w:r>
-        <w:rPr>
-          <w:rFonts w:ascii="Arial" w:cs="Arial" w:eastAsia="Arial" w:hAnsi="Arial"/>
-          <w:b w:val="1"/>
-          <w:bCs w:val="1"/>
-          <w:i w:val="0"/>
-          <w:iCs w:val="0"/>
-          <w:color w:val="18324a"/>
-          <w:sz w:val="38"/>
-          <w:szCs w:val="38"/>
-          <w:rtl w:val="0"/>
-        </w:rPr>
-        <w:t xml:space="preserve">: RL-Tuned PID Gains for a Crazyflie Quadrotor</w:t>
-      </w:r>
-      <w:r>
-        <w:rPr>
-          <w:rtl w:val="0"/>
-        </w:rPr>
-      </w:r>
+      <w:hyperlink r:id="rIdHyperCrazyflie" w:history="1">
+        <w:r>
+          <w:rPr>
+            <w:sz w:val="38"/>
+            <w:szCs w:val="38"/>
+            <w:rtl w:val="0"/>
+          </w:rPr>
+          <w:t xml:space="preserve">Crazyflie-IsaacLab</w:t>
+        </w:r>
+      </w:hyperlink>
+      <w:hyperlink r:id="rIdHyperCrazyflie" w:history="1">
+        <w:r>
+          <w:rPr>
+            <w:rFonts w:ascii="Arial" w:cs="Arial" w:eastAsia="Arial" w:hAnsi="Arial"/>
+            <w:b w:val="1"/>
+            <w:bCs w:val="1"/>
+            <w:i w:val="0"/>
+            <w:iCs w:val="0"/>
+            <w:color w:val="18324a"/>
+            <w:sz w:val="38"/>
+            <w:szCs w:val="38"/>
+            <w:rtl w:val="0"/>
+          </w:rPr>
+          <w:t xml:space="preserve">: RL-Tuned PID Gains for a Crazyflie Quadrotor</w:t>
+        </w:r>
+      </w:hyperlink>
+      <w:hyperlink r:id="rIdHyperCrazyflie" w:history="1">
+        <w:r>
+          <w:rPr>
+            <w:rtl w:val="0"/>
+          </w:rPr>
+        </w:r>
+      </w:hyperlink>
     </w:p>
     <w:p>
       <w:pPr>
@@ -3258,7 +3298,7 @@
           <w:vertAlign w:val="baseline"/>
           <w:rtl w:val="0"/>
         </w:rPr>
-        <w:t xml:space="preserve">A Crazyflie 2.1 Brushless flown in Isaac Lab 3.0 by a four-layer cascade (position, velocity, attitude, rate) whose PID gains are written, step by step, by small PPO networks.</w:t>
+        <w:t xml:space="preserve">Small PPO networks tune each layer of a four-loop Crazyflie flight controller.</w:t>
       </w:r>
       <w:r>
         <w:rPr>
@@ -3373,7 +3413,7 @@
                 <w:szCs w:val="17"/>
                 <w:rtl w:val="0"/>
               </w:rPr>
-              <w:t xml:space="preserve">Individual project: modeling, training, evaluation, documentation</w:t>
+              <w:t xml:space="preserve">Individual: modeling, training, evaluation</w:t>
             </w:r>
             <w:r>
               <w:rPr>
@@ -3615,36 +3655,42 @@
               <w:spacing w:after="0" w:before="0" w:line="240" w:lineRule="auto"/>
               <w:rPr/>
             </w:pPr>
-            <w:r>
-              <w:rPr>
-                <w:rFonts w:ascii="Arial" w:cs="Arial" w:eastAsia="Arial" w:hAnsi="Arial"/>
-                <w:b w:val="1"/>
-                <w:bCs w:val="1"/>
-                <w:i w:val="0"/>
-                <w:iCs w:val="0"/>
-                <w:color w:val="24313a"/>
-                <w:sz w:val="17"/>
-                <w:szCs w:val="17"/>
-                <w:rtl w:val="0"/>
-              </w:rPr>
-              <w:t xml:space="preserve">GitHub:</w:t>
-            </w:r>
-            <w:r>
-              <w:rPr>
-                <w:b w:val="1"/>
-                <w:bCs w:val="1"/>
-                <w:color w:val="24313a"/>
-                <w:sz w:val="17"/>
-                <w:szCs w:val="17"/>
-                <w:rtl w:val="0"/>
-              </w:rPr>
-              <w:t xml:space="preserve"> github.com/vohongquann/Crazyflie-IsaacLab</w:t>
-            </w:r>
-            <w:r>
-              <w:rPr>
-                <w:rtl w:val="0"/>
-              </w:rPr>
-            </w:r>
+            <w:hyperlink r:id="rIdHyperCrazyflie" w:history="1">
+              <w:r>
+                <w:rPr>
+                  <w:rFonts w:ascii="Arial" w:cs="Arial" w:eastAsia="Arial" w:hAnsi="Arial"/>
+                  <w:b w:val="1"/>
+                  <w:bCs w:val="1"/>
+                  <w:i w:val="0"/>
+                  <w:iCs w:val="0"/>
+                  <w:color w:val="24313a"/>
+                  <w:sz w:val="17"/>
+                  <w:szCs w:val="17"/>
+                  <w:rtl w:val="0"/>
+                </w:rPr>
+                <w:t xml:space="preserve">GitHub:</w:t>
+              </w:r>
+            </w:hyperlink>
+            <w:hyperlink r:id="rIdHyperCrazyflie" w:history="1">
+              <w:r>
+                <w:rPr>
+                  <w:b w:val="1"/>
+                  <w:bCs w:val="1"/>
+                  <w:color w:val="24313a"/>
+                  <w:sz w:val="17"/>
+                  <w:szCs w:val="17"/>
+                  <w:rtl w:val="0"/>
+                </w:rPr>
+                <w:t xml:space="preserve"> github.com/vohongquann/Crazyflie-IsaacLab</w:t>
+              </w:r>
+            </w:hyperlink>
+            <w:hyperlink r:id="rIdHyperCrazyflie" w:history="1">
+              <w:r>
+                <w:rPr>
+                  <w:rtl w:val="0"/>
+                </w:rPr>
+              </w:r>
+            </w:hyperlink>
           </w:p>
         </w:tc>
       </w:tr>
@@ -3799,7 +3845,7 @@
                 <w:szCs w:val="16"/>
                 <w:rtl w:val="0"/>
               </w:rPr>
-              <w:t xml:space="preserve">Track position commands with a Crazyflie 2.1 Brushless through position 50 Hz, velocity 100 Hz, attitude 250 Hz and rate 500 Hz loops on a 1 kHz physics step, with networks small enough to run on the drone's STM32 microcontroller.</w:t>
+              <w:t xml:space="preserve">Track position through four loops at 50–500 Hz with networks small enough for the STM32.</w:t>
             </w:r>
             <w:r>
               <w:rPr>
@@ -3865,7 +3911,7 @@
                 <w:szCs w:val="15"/>
                 <w:rtl w:val="0"/>
               </w:rPr>
-              <w:t xml:space="preserve">• Modeled the drone: every constant in one file, each traced to the datasheet, system-identification papers or Bitcraze firmware.</w:t>
+              <w:t xml:space="preserve">• Built a four-layer flight controller (50–500 Hz) and physics-based Crazyflie model in Isaac Lab 3.0.</w:t>
             </w:r>
             <w:r>
               <w:rPr>
@@ -3890,7 +3936,7 @@
                 <w:szCs w:val="15"/>
                 <w:rtl w:val="0"/>
               </w:rPr>
-              <w:t xml:space="preserve">• Trained one MLP per layer with PPO (rsl_rl), bottom-up, freezing each before training the next.</w:t>
+              <w:t xml:space="preserve">• Trained one PPO MLP per layer to tune 9 PID gains, reducing tracking error 23–62% versus PID (attitude: 15.5° to 5.9°).</w:t>
             </w:r>
             <w:r>
               <w:rPr>
@@ -3926,7 +3972,7 @@
                 <w:szCs w:val="15"/>
                 <w:rtl w:val="0"/>
               </w:rPr>
-              <w:t xml:space="preserve">Compared</w:t>
+              <w:t xml:space="preserve"/>
             </w:r>
             <w:r>
               <w:rPr>
@@ -4036,7 +4082,7 @@
                 <w:szCs w:val="16"/>
                 <w:rtl w:val="0"/>
               </w:rPr>
-              <w:t xml:space="preserve">Commands: random targets, circle, figure 8 (position layer)</w:t>
+              <w:t xml:space="preserve">Commands: random targets, circle and figure eight</w:t>
             </w:r>
             <w:r>
               <w:rPr>
@@ -4078,7 +4124,7 @@
                 <w:szCs w:val="16"/>
                 <w:rtl w:val="0"/>
               </w:rPr>
-              <w:t xml:space="preserve">Gain network (small MLP, PPO): observations → 9 PID gains of its layer, every step</w:t>
+              <w:t xml:space="preserve">Small PPO MLP: observations → 9 PID gains</w:t>
             </w:r>
             <w:r>
               <w:rPr>
@@ -4162,7 +4208,7 @@
                 <w:szCs w:val="16"/>
                 <w:rtl w:val="0"/>
               </w:rPr>
-              <w:t xml:space="preserve">Crazyflie 2.1 Brushless model: motor curve, mixer, 1 kHz PhysX step (Isaac Lab 3.0)</w:t>
+              <w:t xml:space="preserve">Crazyflie model: motor curve, mixer, 1 kHz PhysX</w:t>
             </w:r>
             <w:r>
               <w:rPr>
@@ -4204,7 +4250,7 @@
                 <w:szCs w:val="16"/>
                 <w:rtl w:val="0"/>
               </w:rPr>
-              <w:t xml:space="preserve">Tracking error and motor chatter per layer: 64 drones, one episode</w:t>
+              <w:t xml:space="preserve">Evaluation: tracking error and motor chatter across 64 drones</w:t>
             </w:r>
             <w:r>
               <w:rPr>
@@ -4583,33 +4629,39 @@
         <w:spacing w:after="30" w:line="240" w:lineRule="auto"/>
         <w:rPr/>
       </w:pPr>
-      <w:r>
-        <w:rPr>
-          <w:sz w:val="38"/>
-          <w:szCs w:val="38"/>
-          <w:rtl w:val="0"/>
-        </w:rPr>
-        <w:t xml:space="preserve">BalancingRobot-IsaacLab</w:t>
-      </w:r>
-      <w:r>
-        <w:rPr>
-          <w:rFonts w:ascii="Arial" w:cs="Arial" w:eastAsia="Arial" w:hAnsi="Arial"/>
-          <w:b w:val="1"/>
-          <w:bCs w:val="1"/>
-          <w:i w:val="0"/>
-          <w:iCs w:val="0"/>
-          <w:color w:val="18324a"/>
-          <w:sz w:val="38"/>
-          <w:szCs w:val="38"/>
-          <w:rtl w:val="0"/>
-        </w:rPr>
-        <w:t xml:space="preserve">: Self-Balancing Robot with an RL Cascade</w:t>
-      </w:r>
-      <w:r>
-        <w:rPr>
-          <w:rtl w:val="0"/>
-        </w:rPr>
-      </w:r>
+      <w:hyperlink r:id="rIdHyperBalancing" w:history="1">
+        <w:r>
+          <w:rPr>
+            <w:sz w:val="38"/>
+            <w:szCs w:val="38"/>
+            <w:rtl w:val="0"/>
+          </w:rPr>
+          <w:t xml:space="preserve">BalancingRobot-IsaacLab</w:t>
+        </w:r>
+      </w:hyperlink>
+      <w:hyperlink r:id="rIdHyperBalancing" w:history="1">
+        <w:r>
+          <w:rPr>
+            <w:rFonts w:ascii="Arial" w:cs="Arial" w:eastAsia="Arial" w:hAnsi="Arial"/>
+            <w:b w:val="1"/>
+            <w:bCs w:val="1"/>
+            <w:i w:val="0"/>
+            <w:iCs w:val="0"/>
+            <w:color w:val="18324a"/>
+            <w:sz w:val="38"/>
+            <w:szCs w:val="38"/>
+            <w:rtl w:val="0"/>
+          </w:rPr>
+          <w:t xml:space="preserve">: Self-Balancing Robot with an RL Cascade</w:t>
+        </w:r>
+      </w:hyperlink>
+      <w:hyperlink r:id="rIdHyperBalancing" w:history="1">
+        <w:r>
+          <w:rPr>
+            <w:rtl w:val="0"/>
+          </w:rPr>
+        </w:r>
+      </w:hyperlink>
     </w:p>
     <w:p>
       <w:pPr>
@@ -4661,7 +4713,7 @@
           <w:vertAlign w:val="baseline"/>
           <w:rtl w:val="0"/>
         </w:rPr>
-        <w:t xml:space="preserve">A Pololu Balboa 32U4 that balances, follows a speed and turn-rate command and drives to a goal using only its IMU and wheel encoders, trained in Isaac Lab as a velocity policy with a position policy on top.</w:t>
+        <w:t xml:space="preserve">A velocity policy balances a Pololu Balboa; a frozen position policy drives it to a goal.</w:t>
       </w:r>
       <w:r>
         <w:rPr>
@@ -4776,7 +4828,7 @@
                 <w:szCs w:val="17"/>
                 <w:rtl w:val="0"/>
               </w:rPr>
-              <w:t xml:space="preserve">Individual project: modeling, training, evaluation, ROS 2 bridge</w:t>
+              <w:t xml:space="preserve">Individual: modeling, training, ROS 2</w:t>
             </w:r>
             <w:r>
               <w:rPr>
@@ -5029,36 +5081,42 @@
               <w:spacing w:after="0" w:before="0" w:line="240" w:lineRule="auto"/>
               <w:rPr/>
             </w:pPr>
-            <w:r>
-              <w:rPr>
-                <w:rFonts w:ascii="Arial" w:cs="Arial" w:eastAsia="Arial" w:hAnsi="Arial"/>
-                <w:b w:val="1"/>
-                <w:bCs w:val="1"/>
-                <w:i w:val="0"/>
-                <w:iCs w:val="0"/>
-                <w:color w:val="24313a"/>
-                <w:sz w:val="17"/>
-                <w:szCs w:val="17"/>
-                <w:rtl w:val="0"/>
-              </w:rPr>
-              <w:t xml:space="preserve">GitHub: github.com/vohongquann/</w:t>
-            </w:r>
-            <w:r>
-              <w:rPr>
-                <w:b w:val="1"/>
-                <w:bCs w:val="1"/>
-                <w:color w:val="24313a"/>
-                <w:sz w:val="17"/>
-                <w:szCs w:val="17"/>
-                <w:rtl w:val="0"/>
-              </w:rPr>
-              <w:t xml:space="preserve">BalancingRobot-IsaacLab</w:t>
-            </w:r>
-            <w:r>
-              <w:rPr>
-                <w:rtl w:val="0"/>
-              </w:rPr>
-            </w:r>
+            <w:hyperlink r:id="rIdHyperBalancing" w:history="1">
+              <w:r>
+                <w:rPr>
+                  <w:rFonts w:ascii="Arial" w:cs="Arial" w:eastAsia="Arial" w:hAnsi="Arial"/>
+                  <w:b w:val="1"/>
+                  <w:bCs w:val="1"/>
+                  <w:i w:val="0"/>
+                  <w:iCs w:val="0"/>
+                  <w:color w:val="24313a"/>
+                  <w:sz w:val="17"/>
+                  <w:szCs w:val="17"/>
+                  <w:rtl w:val="0"/>
+                </w:rPr>
+                <w:t xml:space="preserve">GitHub: github.com/vohongquann/</w:t>
+              </w:r>
+            </w:hyperlink>
+            <w:hyperlink r:id="rIdHyperBalancing" w:history="1">
+              <w:r>
+                <w:rPr>
+                  <w:b w:val="1"/>
+                  <w:bCs w:val="1"/>
+                  <w:color w:val="24313a"/>
+                  <w:sz w:val="17"/>
+                  <w:szCs w:val="17"/>
+                  <w:rtl w:val="0"/>
+                </w:rPr>
+                <w:t xml:space="preserve">BalancingRobot-IsaacLab</w:t>
+              </w:r>
+            </w:hyperlink>
+            <w:hyperlink r:id="rIdHyperBalancing" w:history="1">
+              <w:r>
+                <w:rPr>
+                  <w:rtl w:val="0"/>
+                </w:rPr>
+              </w:r>
+            </w:hyperlink>
           </w:p>
         </w:tc>
       </w:tr>
@@ -5138,7 +5196,7 @@
           <w:szCs w:val="16"/>
           <w:rtl w:val="0"/>
         </w:rPr>
-        <w:t xml:space="preserve">Frame from the demo video: the position cascade follows a figure 8 (green arrow: speed, blue: speed target).</w:t>
+        <w:t xml:space="preserve">Position cascade following a figure eight.</w:t>
       </w:r>
       <w:r>
         <w:rPr>
@@ -5237,7 +5295,7 @@
                 <w:szCs w:val="16"/>
                 <w:rtl w:val="0"/>
               </w:rPr>
-              <w:t xml:space="preserve">Balance an unstable two-wheeled robot, then drive it at a commanded speed and turn rate and to a goal pose, from a noisy accelerometer and gyro and wheel encoders, under random start tilt and pushes.</w:t>
+              <w:t xml:space="preserve">Balance and navigate from a noisy IMU and encoders under random starts and pushes.</w:t>
             </w:r>
             <w:r>
               <w:rPr>
@@ -5303,7 +5361,7 @@
                 <w:szCs w:val="15"/>
                 <w:rtl w:val="0"/>
               </w:rPr>
-              <w:t xml:space="preserve">• Modeled the robot: CAD to URDF, gearmotor and gearbox, IMU with datasheet noise and a complementary filter to pitch.</w:t>
+              <w:t xml:space="preserve">• Trained a PPO velocity policy that maps commands and raw IMU/encoder data to wheel torques.</w:t>
             </w:r>
             <w:r>
               <w:rPr>
@@ -5328,7 +5386,7 @@
                 <w:szCs w:val="15"/>
                 <w:rtl w:val="0"/>
               </w:rPr>
-              <w:t xml:space="preserve">• Trained a velocity policy (wheel torques), froze it, and trained a position policy on top (goal x, y, heading); each is frozen only after passing its evaluation.</w:t>
+              <w:t xml:space="preserve">• Added a frozen position policy; recorded zero falls in 768 randomized episodes and 8 mm median goal error.</w:t>
             </w:r>
             <w:r>
               <w:rPr>
@@ -5353,7 +5411,7 @@
                 <w:szCs w:val="15"/>
                 <w:rtl w:val="0"/>
               </w:rPr>
-              <w:t xml:space="preserve">• Benchmarked against LQR and cascaded PID; built a ROS 2 bridge, a simulator-free test suite and training videos.</w:t>
+              <w:t xml:space="preserve">• Beat LQR on speed steps: 0.026 m/s error in 0.36 s versus 0.067 m/s in 1.1 s.</w:t>
             </w:r>
             <w:r>
               <w:rPr>
@@ -5449,7 +5507,7 @@
                 <w:szCs w:val="16"/>
                 <w:rtl w:val="0"/>
               </w:rPr>
-              <w:t xml:space="preserve">Raw accelerometer and gyro (datasheet noise), wheel encoders</w:t>
+              <w:t xml:space="preserve">Noisy IMU and wheel encoders</w:t>
             </w:r>
             <w:r>
               <w:rPr>
@@ -5491,7 +5549,7 @@
                 <w:szCs w:val="16"/>
                 <w:rtl w:val="0"/>
               </w:rPr>
-              <w:t xml:space="preserve">Complementary filter → pitch; position policy (9 observations) → frozen velocity policy (8 observations)</w:t>
+              <w:t xml:space="preserve">Complementary filter → position policy → frozen velocity policy</w:t>
             </w:r>
             <w:r>
               <w:rPr>
@@ -5533,7 +5591,7 @@
                 <w:szCs w:val="16"/>
                 <w:rtl w:val="0"/>
               </w:rPr>
-              <w:t xml:space="preserve">Goal (x, y, heading) → speed and turn-rate command → common and turning wheel torque; LQR, PID and PID-gain policies compared</w:t>
+              <w:t xml:space="preserve">Goal → speed/turn command → wheel torque; compare RL, LQR and PID</w:t>
             </w:r>
             <w:r>
               <w:rPr>
@@ -5575,7 +5633,7 @@
                 <w:szCs w:val="16"/>
                 <w:rtl w:val="0"/>
               </w:rPr>
-              <w:t xml:space="preserve">Pololu Balboa 32U4 model: 80 mm wheels, 50:1 gearmotors, LSM6DS33 IMU (Isaac Lab / PhysX)</w:t>
+              <w:t xml:space="preserve">Pololu Balboa model in Isaac Lab / PhysX</w:t>
             </w:r>
             <w:r>
               <w:rPr>
@@ -5617,7 +5675,7 @@
                 <w:szCs w:val="16"/>
                 <w:rtl w:val="0"/>
               </w:rPr>
-              <w:t xml:space="preserve">768 evaluation episodes per policy: pushes, IMU noise, randomized mass, friction and centre of mass</w:t>
+              <w:t xml:space="preserve">768 episodes: pushes, noise and randomized dynamics</w:t>
             </w:r>
             <w:r>
               <w:rPr>
@@ -5996,33 +6054,39 @@
         <w:spacing w:after="30" w:line="240" w:lineRule="auto"/>
         <w:rPr/>
       </w:pPr>
-      <w:r>
-        <w:rPr>
-          <w:sz w:val="38"/>
-          <w:szCs w:val="38"/>
-          <w:rtl w:val="0"/>
-        </w:rPr>
-        <w:t xml:space="preserve">RotaryPendulum-IsaacLab</w:t>
-      </w:r>
-      <w:r>
-        <w:rPr>
-          <w:rFonts w:ascii="Arial" w:cs="Arial" w:eastAsia="Arial" w:hAnsi="Arial"/>
-          <w:b w:val="1"/>
-          <w:bCs w:val="1"/>
-          <w:i w:val="0"/>
-          <w:iCs w:val="0"/>
-          <w:color w:val="18324a"/>
-          <w:sz w:val="38"/>
-          <w:szCs w:val="38"/>
-          <w:rtl w:val="0"/>
-        </w:rPr>
-        <w:t xml:space="preserve">: Learned Cascade PID for a Rotary Inverted Pendulum</w:t>
-      </w:r>
-      <w:r>
-        <w:rPr>
-          <w:rtl w:val="0"/>
-        </w:rPr>
-      </w:r>
+      <w:hyperlink r:id="rIdHyperRotary" w:history="1">
+        <w:r>
+          <w:rPr>
+            <w:sz w:val="38"/>
+            <w:szCs w:val="38"/>
+            <w:rtl w:val="0"/>
+          </w:rPr>
+          <w:t xml:space="preserve">RotaryPendulum-IsaacLab</w:t>
+        </w:r>
+      </w:hyperlink>
+      <w:hyperlink r:id="rIdHyperRotary" w:history="1">
+        <w:r>
+          <w:rPr>
+            <w:rFonts w:ascii="Arial" w:cs="Arial" w:eastAsia="Arial" w:hAnsi="Arial"/>
+            <w:b w:val="1"/>
+            <w:bCs w:val="1"/>
+            <w:i w:val="0"/>
+            <w:iCs w:val="0"/>
+            <w:color w:val="18324a"/>
+            <w:sz w:val="38"/>
+            <w:szCs w:val="38"/>
+            <w:rtl w:val="0"/>
+          </w:rPr>
+          <w:t xml:space="preserve">: Learned Cascade PID for a Rotary Inverted Pendulum</w:t>
+        </w:r>
+      </w:hyperlink>
+      <w:hyperlink r:id="rIdHyperRotary" w:history="1">
+        <w:r>
+          <w:rPr>
+            <w:rtl w:val="0"/>
+          </w:rPr>
+        </w:r>
+      </w:hyperlink>
     </w:p>
     <w:p>
       <w:pPr>
@@ -6074,7 +6138,7 @@
           <w:vertAlign w:val="baseline"/>
           <w:rtl w:val="0"/>
         </w:rPr>
-        <w:t xml:space="preserve">A Quanser QUBE-Servo 2 rotary pendulum in Isaac Lab whose swing-up, balance and arm angle are held by a two-loop PID that a PPO policy retunes at 100 Hz.</w:t>
+        <w:t xml:space="preserve">PPO retunes both loops of a QUBE-Servo 2 cascade PID at 100 Hz.</w:t>
       </w:r>
       <w:r>
         <w:rPr>
@@ -6189,7 +6253,7 @@
                 <w:szCs w:val="17"/>
                 <w:rtl w:val="0"/>
               </w:rPr>
-              <w:t xml:space="preserve">Individual project: modeling, training, evaluation, documentation</w:t>
+              <w:t xml:space="preserve">Individual: modeling, training, evaluation</w:t>
             </w:r>
             <w:r>
               <w:rPr>
@@ -6442,25 +6506,29 @@
               <w:spacing w:after="0" w:before="0" w:line="240" w:lineRule="auto"/>
               <w:rPr/>
             </w:pPr>
-            <w:r>
-              <w:rPr>
-                <w:rFonts w:ascii="Arial" w:cs="Arial" w:eastAsia="Arial" w:hAnsi="Arial"/>
-                <w:b w:val="1"/>
-                <w:bCs w:val="1"/>
-                <w:i w:val="0"/>
-                <w:iCs w:val="0"/>
-                <w:color w:val="24313a"/>
-                <w:sz w:val="17"/>
-                <w:szCs w:val="17"/>
-                <w:rtl w:val="0"/>
-              </w:rPr>
-              <w:t xml:space="preserve">GitHub: github.com/vohongquann/RotaryPendulum-IsaacLab</w:t>
-            </w:r>
-            <w:r>
-              <w:rPr>
-                <w:rtl w:val="0"/>
-              </w:rPr>
-            </w:r>
+            <w:hyperlink r:id="rIdHyperRotary" w:history="1">
+              <w:r>
+                <w:rPr>
+                  <w:rFonts w:ascii="Arial" w:cs="Arial" w:eastAsia="Arial" w:hAnsi="Arial"/>
+                  <w:b w:val="1"/>
+                  <w:bCs w:val="1"/>
+                  <w:i w:val="0"/>
+                  <w:iCs w:val="0"/>
+                  <w:color w:val="24313a"/>
+                  <w:sz w:val="17"/>
+                  <w:szCs w:val="17"/>
+                  <w:rtl w:val="0"/>
+                </w:rPr>
+                <w:t xml:space="preserve">GitHub: github.com/vohongquann/RotaryPendulum-IsaacLab</w:t>
+              </w:r>
+            </w:hyperlink>
+            <w:hyperlink r:id="rIdHyperRotary" w:history="1">
+              <w:r>
+                <w:rPr>
+                  <w:rtl w:val="0"/>
+                </w:rPr>
+              </w:r>
+            </w:hyperlink>
           </w:p>
         </w:tc>
       </w:tr>
@@ -6540,7 +6608,7 @@
           <w:szCs w:val="16"/>
           <w:rtl w:val="0"/>
         </w:rPr>
-        <w:t xml:space="preserve">Frame from the demo video: pendulum balanced upright while the arm holds its commanded angle.</w:t>
+        <w:t xml:space="preserve">Pendulum balanced while tracking an arm-angle command.</w:t>
       </w:r>
       <w:r>
         <w:rPr>
@@ -6639,7 +6707,7 @@
                 <w:szCs w:val="16"/>
                 <w:rtl w:val="0"/>
               </w:rPr>
-              <w:t xml:space="preserve">Swing a rotary inverted pendulum up from hanging, balance it, and make the arm follow angle commands, with the QUBE-Servo 2's ±12 V motor, quantized encoders and different motor constants on every simulated robot.</w:t>
+              <w:t xml:space="preserve">Swing up, balance and track arm angles with quantized encoders and varied motor constants.</w:t>
             </w:r>
             <w:r>
               <w:rPr>
@@ -6705,7 +6773,7 @@
                 <w:szCs w:val="15"/>
                 <w:rtl w:val="0"/>
               </w:rPr>
-              <w:t xml:space="preserve">• Modeled the QUBE-Servo 2: URDF built from CAD, motor chain PWM → voltage → current (back-EMF) → torque, quantized encoders.</w:t>
+              <w:t xml:space="preserve">• Modeled the QUBE-Servo 2 from CAD with a DC motor and quantized encoders at 500 Hz.</w:t>
             </w:r>
             <w:r>
               <w:rPr>
@@ -6730,7 +6798,7 @@
                 <w:szCs w:val="15"/>
                 <w:rtl w:val="0"/>
               </w:rPr>
-              <w:t xml:space="preserve">• Trained a PPO policy that writes the six gains of both PID loops.</w:t>
+              <w:t xml:space="preserve">• Trained a PPO policy on 4,096 robots in 64 minutes to tune six cascade-PID gains at 100 Hz.</w:t>
             </w:r>
             <w:r>
               <w:rPr>
@@ -6755,7 +6823,7 @@
                 <w:szCs w:val="15"/>
                 <w:rtl w:val="0"/>
               </w:rPr>
-              <w:t xml:space="preserve">• Evaluated on 256 robots with a fixed scenario; published weights, evaluation, demo and training scripts, and sim-to-real notes.</w:t>
+              <w:t xml:space="preserve">• Validated on 256 randomized robots: 0.40 s swing-up, 0.23–0.50 s settling and at most 1.4° median overshoot.</w:t>
             </w:r>
             <w:r>
               <w:rPr>
@@ -6851,7 +6919,7 @@
                 <w:szCs w:val="16"/>
                 <w:rtl w:val="0"/>
               </w:rPr>
-              <w:t xml:space="preserve">Arm angle command; encoder angles and filtered velocities (12 observations)</w:t>
+              <w:t xml:space="preserve">Arm command, encoder angles and velocities (12 observations)</w:t>
             </w:r>
             <w:r>
               <w:rPr>
@@ -6893,7 +6961,7 @@
                 <w:szCs w:val="16"/>
                 <w:rtl w:val="0"/>
               </w:rPr>
-              <w:t xml:space="preserve">PPO policy at 100 Hz: 12 observations → 6 PID gains (Kp, Ki, Kd of both loops)</w:t>
+              <w:t xml:space="preserve">PPO at 100 Hz: 12 observations → 6 PID gains</w:t>
             </w:r>
             <w:r>
               <w:rPr>
@@ -6935,7 +7003,7 @@
                 <w:szCs w:val="16"/>
                 <w:rtl w:val="0"/>
               </w:rPr>
-              <w:t xml:space="preserve">Outer PID 250 Hz: arm error → pendulum setpoint; inner PID 500 Hz: pendulum error → voltage</w:t>
+              <w:t xml:space="preserve">Outer PID 250 Hz → inner PID 500 Hz → voltage</w:t>
             </w:r>
             <w:r>
               <w:rPr>
@@ -6977,7 +7045,7 @@
                 <w:szCs w:val="16"/>
                 <w:rtl w:val="0"/>
               </w:rPr>
-              <w:t xml:space="preserve">QUBE-Servo 2 model: ±12 V PWM, current, back-EMF, torque; PhysX at 500 Hz</w:t>
+              <w:t xml:space="preserve">QUBE model: PWM, current, back-EMF and torque; PhysX at 500 Hz</w:t>
             </w:r>
             <w:r>
               <w:rPr>
@@ -7019,7 +7087,7 @@
                 <w:szCs w:val="16"/>
                 <w:rtl w:val="0"/>
               </w:rPr>
-              <w:t xml:space="preserve">256 simulated robots, each with its own motor constants: median and 5–95% band</w:t>
+              <w:t xml:space="preserve">256 robots with randomized motor constants</w:t>
             </w:r>
             <w:r>
               <w:rPr>
@@ -7462,7 +7530,7 @@
           <w:vertAlign w:val="baseline"/>
           <w:rtl w:val="0"/>
         </w:rPr>
-        <w:t xml:space="preserve">Source code, results and videos for every project.</w:t>
+        <w:t xml:space="preserve">Clickable source code, results and videos.</w:t>
       </w:r>
     </w:p>
     <w:tbl>
@@ -7620,22 +7688,26 @@
               <w:spacing w:after="20" w:before="0" w:lineRule="auto"/>
               <w:rPr/>
             </w:pPr>
-            <w:r>
-              <w:rPr>
-                <w:b w:val="1"/>
-                <w:bCs w:val="1"/>
-                <w:color w:val="18324a"/>
-                <w:sz w:val="17"/>
-                <w:szCs w:val="17"/>
-                <w:rtl w:val="0"/>
-              </w:rPr>
-              <w:t xml:space="preserve">Crazyflie-IsaacLab</w:t>
-            </w:r>
-            <w:r>
-              <w:rPr>
-                <w:rtl w:val="0"/>
-              </w:rPr>
-            </w:r>
+            <w:hyperlink r:id="rIdHyperCrazyflie" w:history="1">
+              <w:r>
+                <w:rPr>
+                  <w:b w:val="1"/>
+                  <w:bCs w:val="1"/>
+                  <w:color w:val="18324a"/>
+                  <w:sz w:val="17"/>
+                  <w:szCs w:val="17"/>
+                  <w:rtl w:val="0"/>
+                </w:rPr>
+                <w:t xml:space="preserve">Crazyflie-IsaacLab</w:t>
+              </w:r>
+            </w:hyperlink>
+            <w:hyperlink r:id="rIdHyperCrazyflie" w:history="1">
+              <w:r>
+                <w:rPr>
+                  <w:rtl w:val="0"/>
+                </w:rPr>
+              </w:r>
+            </w:hyperlink>
           </w:p>
         </w:tc>
         <w:tc>
@@ -7658,34 +7730,40 @@
               <w:spacing w:after="20" w:before="0" w:lineRule="auto"/>
               <w:rPr/>
             </w:pPr>
-            <w:r>
-              <w:rPr>
-                <w:rFonts w:ascii="Arial" w:cs="Arial" w:eastAsia="Arial" w:hAnsi="Arial"/>
-                <w:b w:val="0"/>
-                <w:bCs w:val="0"/>
-                <w:i w:val="0"/>
-                <w:iCs w:val="0"/>
-                <w:color w:val="24313a"/>
-                <w:sz w:val="16"/>
-                <w:szCs w:val="16"/>
-                <w:rtl w:val="0"/>
-              </w:rPr>
-              <w:t xml:space="preserve">Cascaded RL gain tuning, Crazyflie 2.1 Brushless: github.com/vohongquann/</w:t>
-            </w:r>
-            <w:r>
-              <w:rPr>
-                <w:color w:val="24313a"/>
-                <w:sz w:val="16"/>
-                <w:szCs w:val="16"/>
-                <w:rtl w:val="0"/>
-              </w:rPr>
-              <w:t xml:space="preserve">Crazyflie-IsaacLab</w:t>
-            </w:r>
-            <w:r>
-              <w:rPr>
-                <w:rtl w:val="0"/>
-              </w:rPr>
-            </w:r>
+            <w:hyperlink r:id="rIdHyperCrazyflie" w:history="1">
+              <w:r>
+                <w:rPr>
+                  <w:rFonts w:ascii="Arial" w:cs="Arial" w:eastAsia="Arial" w:hAnsi="Arial"/>
+                  <w:b w:val="0"/>
+                  <w:bCs w:val="0"/>
+                  <w:i w:val="0"/>
+                  <w:iCs w:val="0"/>
+                  <w:color w:val="24313a"/>
+                  <w:sz w:val="16"/>
+                  <w:szCs w:val="16"/>
+                  <w:rtl w:val="0"/>
+                </w:rPr>
+                <w:t xml:space="preserve">Cascaded RL gain tuning, Crazyflie 2.1 Brushless: github.com/vohongquann/</w:t>
+              </w:r>
+            </w:hyperlink>
+            <w:hyperlink r:id="rIdHyperCrazyflie" w:history="1">
+              <w:r>
+                <w:rPr>
+                  <w:color w:val="24313a"/>
+                  <w:sz w:val="16"/>
+                  <w:szCs w:val="16"/>
+                  <w:rtl w:val="0"/>
+                </w:rPr>
+                <w:t xml:space="preserve">Crazyflie-IsaacLab</w:t>
+              </w:r>
+            </w:hyperlink>
+            <w:hyperlink r:id="rIdHyperCrazyflie" w:history="1">
+              <w:r>
+                <w:rPr>
+                  <w:rtl w:val="0"/>
+                </w:rPr>
+              </w:r>
+            </w:hyperlink>
           </w:p>
         </w:tc>
       </w:tr>
@@ -7755,22 +7833,26 @@
               <w:spacing w:after="20" w:before="0" w:lineRule="auto"/>
               <w:rPr/>
             </w:pPr>
-            <w:r>
-              <w:rPr>
-                <w:b w:val="1"/>
-                <w:bCs w:val="1"/>
-                <w:color w:val="18324a"/>
-                <w:sz w:val="17"/>
-                <w:szCs w:val="17"/>
-                <w:rtl w:val="0"/>
-              </w:rPr>
-              <w:t xml:space="preserve">BalancingRobot-IsaacLab</w:t>
-            </w:r>
-            <w:r>
-              <w:rPr>
-                <w:rtl w:val="0"/>
-              </w:rPr>
-            </w:r>
+            <w:hyperlink r:id="rIdHyperBalancing" w:history="1">
+              <w:r>
+                <w:rPr>
+                  <w:b w:val="1"/>
+                  <w:bCs w:val="1"/>
+                  <w:color w:val="18324a"/>
+                  <w:sz w:val="17"/>
+                  <w:szCs w:val="17"/>
+                  <w:rtl w:val="0"/>
+                </w:rPr>
+                <w:t xml:space="preserve">BalancingRobot-IsaacLab</w:t>
+              </w:r>
+            </w:hyperlink>
+            <w:hyperlink r:id="rIdHyperBalancing" w:history="1">
+              <w:r>
+                <w:rPr>
+                  <w:rtl w:val="0"/>
+                </w:rPr>
+              </w:r>
+            </w:hyperlink>
           </w:p>
         </w:tc>
         <w:tc>
@@ -7793,34 +7875,40 @@
               <w:spacing w:after="20" w:before="0" w:lineRule="auto"/>
               <w:rPr/>
             </w:pPr>
-            <w:r>
-              <w:rPr>
-                <w:rFonts w:ascii="Arial" w:cs="Arial" w:eastAsia="Arial" w:hAnsi="Arial"/>
-                <w:b w:val="0"/>
-                <w:bCs w:val="0"/>
-                <w:i w:val="0"/>
-                <w:iCs w:val="0"/>
-                <w:color w:val="24313a"/>
-                <w:sz w:val="16"/>
-                <w:szCs w:val="16"/>
-                <w:rtl w:val="0"/>
-              </w:rPr>
-              <w:t xml:space="preserve">Frozen RL cascade for a Pololu Balboa: github.com/vohongquann/</w:t>
-            </w:r>
-            <w:r>
-              <w:rPr>
-                <w:color w:val="24313a"/>
-                <w:sz w:val="16"/>
-                <w:szCs w:val="16"/>
-                <w:rtl w:val="0"/>
-              </w:rPr>
-              <w:t xml:space="preserve">BalancingRobot-IsaacLab</w:t>
-            </w:r>
-            <w:r>
-              <w:rPr>
-                <w:rtl w:val="0"/>
-              </w:rPr>
-            </w:r>
+            <w:hyperlink r:id="rIdHyperBalancing" w:history="1">
+              <w:r>
+                <w:rPr>
+                  <w:rFonts w:ascii="Arial" w:cs="Arial" w:eastAsia="Arial" w:hAnsi="Arial"/>
+                  <w:b w:val="0"/>
+                  <w:bCs w:val="0"/>
+                  <w:i w:val="0"/>
+                  <w:iCs w:val="0"/>
+                  <w:color w:val="24313a"/>
+                  <w:sz w:val="16"/>
+                  <w:szCs w:val="16"/>
+                  <w:rtl w:val="0"/>
+                </w:rPr>
+                <w:t xml:space="preserve">Frozen RL cascade for a Pololu Balboa: github.com/vohongquann/</w:t>
+              </w:r>
+            </w:hyperlink>
+            <w:hyperlink r:id="rIdHyperBalancing" w:history="1">
+              <w:r>
+                <w:rPr>
+                  <w:color w:val="24313a"/>
+                  <w:sz w:val="16"/>
+                  <w:szCs w:val="16"/>
+                  <w:rtl w:val="0"/>
+                </w:rPr>
+                <w:t xml:space="preserve">BalancingRobot-IsaacLab</w:t>
+              </w:r>
+            </w:hyperlink>
+            <w:hyperlink r:id="rIdHyperBalancing" w:history="1">
+              <w:r>
+                <w:rPr>
+                  <w:rtl w:val="0"/>
+                </w:rPr>
+              </w:r>
+            </w:hyperlink>
           </w:p>
         </w:tc>
       </w:tr>
@@ -7890,25 +7978,29 @@
               <w:spacing w:after="20" w:before="0" w:lineRule="auto"/>
               <w:rPr/>
             </w:pPr>
-            <w:r>
-              <w:rPr>
-                <w:rFonts w:ascii="Arial" w:cs="Arial" w:eastAsia="Arial" w:hAnsi="Arial"/>
-                <w:b w:val="1"/>
-                <w:bCs w:val="1"/>
-                <w:i w:val="0"/>
-                <w:iCs w:val="0"/>
-                <w:color w:val="18324a"/>
-                <w:sz w:val="17"/>
-                <w:szCs w:val="17"/>
-                <w:rtl w:val="0"/>
-              </w:rPr>
-              <w:t xml:space="preserve">RotaryPendulum-IsaacLab</w:t>
-            </w:r>
-            <w:r>
-              <w:rPr>
-                <w:rtl w:val="0"/>
-              </w:rPr>
-            </w:r>
+            <w:hyperlink r:id="rIdHyperRotary" w:history="1">
+              <w:r>
+                <w:rPr>
+                  <w:rFonts w:ascii="Arial" w:cs="Arial" w:eastAsia="Arial" w:hAnsi="Arial"/>
+                  <w:b w:val="1"/>
+                  <w:bCs w:val="1"/>
+                  <w:i w:val="0"/>
+                  <w:iCs w:val="0"/>
+                  <w:color w:val="18324a"/>
+                  <w:sz w:val="17"/>
+                  <w:szCs w:val="17"/>
+                  <w:rtl w:val="0"/>
+                </w:rPr>
+                <w:t xml:space="preserve">RotaryPendulum-IsaacLab</w:t>
+              </w:r>
+            </w:hyperlink>
+            <w:hyperlink r:id="rIdHyperRotary" w:history="1">
+              <w:r>
+                <w:rPr>
+                  <w:rtl w:val="0"/>
+                </w:rPr>
+              </w:r>
+            </w:hyperlink>
           </w:p>
         </w:tc>
         <w:tc>
@@ -7931,25 +8023,29 @@
               <w:spacing w:after="20" w:before="0" w:lineRule="auto"/>
               <w:rPr/>
             </w:pPr>
-            <w:r>
-              <w:rPr>
-                <w:rFonts w:ascii="Arial" w:cs="Arial" w:eastAsia="Arial" w:hAnsi="Arial"/>
-                <w:b w:val="0"/>
-                <w:bCs w:val="0"/>
-                <w:i w:val="0"/>
-                <w:iCs w:val="0"/>
-                <w:color w:val="24313a"/>
-                <w:sz w:val="16"/>
-                <w:szCs w:val="16"/>
-                <w:rtl w:val="0"/>
-              </w:rPr>
-              <w:t xml:space="preserve">Learned cascade PID, QUBE-Servo 2: github.com/vohongquann/RotaryPendulum-IsaacLab</w:t>
-            </w:r>
-            <w:r>
-              <w:rPr>
-                <w:rtl w:val="0"/>
-              </w:rPr>
-            </w:r>
+            <w:hyperlink r:id="rIdHyperRotary" w:history="1">
+              <w:r>
+                <w:rPr>
+                  <w:rFonts w:ascii="Arial" w:cs="Arial" w:eastAsia="Arial" w:hAnsi="Arial"/>
+                  <w:b w:val="0"/>
+                  <w:bCs w:val="0"/>
+                  <w:i w:val="0"/>
+                  <w:iCs w:val="0"/>
+                  <w:color w:val="24313a"/>
+                  <w:sz w:val="16"/>
+                  <w:szCs w:val="16"/>
+                  <w:rtl w:val="0"/>
+                </w:rPr>
+                <w:t xml:space="preserve">Learned cascade PID, QUBE-Servo 2: github.com/vohongquann/RotaryPendulum-IsaacLab</w:t>
+              </w:r>
+            </w:hyperlink>
+            <w:hyperlink r:id="rIdHyperRotary" w:history="1">
+              <w:r>
+                <w:rPr>
+                  <w:rtl w:val="0"/>
+                </w:rPr>
+              </w:r>
+            </w:hyperlink>
           </w:p>
         </w:tc>
       </w:tr>
@@ -8060,25 +8156,29 @@
               <w:spacing w:after="20" w:before="0" w:lineRule="auto"/>
               <w:rPr/>
             </w:pPr>
-            <w:r>
-              <w:rPr>
-                <w:rFonts w:ascii="Arial" w:cs="Arial" w:eastAsia="Arial" w:hAnsi="Arial"/>
-                <w:b w:val="0"/>
-                <w:bCs w:val="0"/>
-                <w:i w:val="0"/>
-                <w:iCs w:val="0"/>
-                <w:color w:val="24313a"/>
-                <w:sz w:val="16"/>
-                <w:szCs w:val="16"/>
-                <w:rtl w:val="0"/>
-              </w:rPr>
-              <w:t xml:space="preserve">All repositories: github.com/vohongquann</w:t>
-            </w:r>
-            <w:r>
-              <w:rPr>
-                <w:rtl w:val="0"/>
-              </w:rPr>
-            </w:r>
+            <w:hyperlink r:id="rIdHyperGithub" w:history="1">
+              <w:r>
+                <w:rPr>
+                  <w:rFonts w:ascii="Arial" w:cs="Arial" w:eastAsia="Arial" w:hAnsi="Arial"/>
+                  <w:b w:val="0"/>
+                  <w:bCs w:val="0"/>
+                  <w:i w:val="0"/>
+                  <w:iCs w:val="0"/>
+                  <w:color w:val="24313a"/>
+                  <w:sz w:val="16"/>
+                  <w:szCs w:val="16"/>
+                  <w:rtl w:val="0"/>
+                </w:rPr>
+                <w:t xml:space="preserve">All repositories: github.com/vohongquann</w:t>
+              </w:r>
+            </w:hyperlink>
+            <w:hyperlink r:id="rIdHyperGithub" w:history="1">
+              <w:r>
+                <w:rPr>
+                  <w:rtl w:val="0"/>
+                </w:rPr>
+              </w:r>
+            </w:hyperlink>
           </w:p>
         </w:tc>
       </w:tr>
@@ -8189,25 +8289,29 @@
               <w:spacing w:after="20" w:before="0" w:lineRule="auto"/>
               <w:rPr/>
             </w:pPr>
-            <w:r>
-              <w:rPr>
-                <w:rFonts w:ascii="Arial" w:cs="Arial" w:eastAsia="Arial" w:hAnsi="Arial"/>
-                <w:b w:val="0"/>
-                <w:bCs w:val="0"/>
-                <w:i w:val="0"/>
-                <w:iCs w:val="0"/>
-                <w:color w:val="24313a"/>
-                <w:sz w:val="16"/>
-                <w:szCs w:val="16"/>
-                <w:rtl w:val="0"/>
-              </w:rPr>
-              <w:t xml:space="preserve">Interactive demos and CV download: vohongquann.github.io/Portfolio</w:t>
-            </w:r>
-            <w:r>
-              <w:rPr>
-                <w:rtl w:val="0"/>
-              </w:rPr>
-            </w:r>
+            <w:hyperlink r:id="rIdHyperWebsite" w:history="1">
+              <w:r>
+                <w:rPr>
+                  <w:rFonts w:ascii="Arial" w:cs="Arial" w:eastAsia="Arial" w:hAnsi="Arial"/>
+                  <w:b w:val="0"/>
+                  <w:bCs w:val="0"/>
+                  <w:i w:val="0"/>
+                  <w:iCs w:val="0"/>
+                  <w:color w:val="24313a"/>
+                  <w:sz w:val="16"/>
+                  <w:szCs w:val="16"/>
+                  <w:rtl w:val="0"/>
+                </w:rPr>
+                <w:t xml:space="preserve">Interactive demos and CV download: vohongquann.github.io/Portfolio</w:t>
+              </w:r>
+            </w:hyperlink>
+            <w:hyperlink r:id="rIdHyperWebsite" w:history="1">
+              <w:r>
+                <w:rPr>
+                  <w:rtl w:val="0"/>
+                </w:rPr>
+              </w:r>
+            </w:hyperlink>
           </w:p>
         </w:tc>
       </w:tr>
@@ -8276,23 +8380,27 @@
         <w:jc w:val="center"/>
         <w:rPr/>
       </w:pPr>
-      <w:r>
-        <w:rPr>
-          <w:rFonts w:ascii="Arial" w:cs="Arial" w:eastAsia="Arial" w:hAnsi="Arial"/>
-          <w:i w:val="1"/>
-          <w:iCs w:val="1"/>
-          <w:color w:val="6b7780"/>
-          <w:sz w:val="16"/>
-          <w:szCs w:val="16"/>
-          <w:rtl w:val="0"/>
-        </w:rPr>
-        <w:t xml:space="preserve">GitHub profile: github.com/vohongquann</w:t>
-      </w:r>
-      <w:r>
-        <w:rPr>
-          <w:rtl w:val="0"/>
-        </w:rPr>
-      </w:r>
+      <w:hyperlink r:id="rIdHyperGithub" w:history="1">
+        <w:r>
+          <w:rPr>
+            <w:rFonts w:ascii="Arial" w:cs="Arial" w:eastAsia="Arial" w:hAnsi="Arial"/>
+            <w:i w:val="1"/>
+            <w:iCs w:val="1"/>
+            <w:color w:val="6b7780"/>
+            <w:sz w:val="16"/>
+            <w:szCs w:val="16"/>
+            <w:rtl w:val="0"/>
+          </w:rPr>
+          <w:t xml:space="preserve">GitHub profile: github.com/vohongquann</w:t>
+        </w:r>
+      </w:hyperlink>
+      <w:hyperlink r:id="rIdHyperGithub" w:history="1">
+        <w:r>
+          <w:rPr>
+            <w:rtl w:val="0"/>
+          </w:rPr>
+        </w:r>
+      </w:hyperlink>
     </w:p>
     <w:p>
       <w:pPr>
@@ -8397,25 +8505,29 @@
               <w:spacing w:after="20" w:before="0" w:lineRule="auto"/>
               <w:rPr/>
             </w:pPr>
-            <w:r>
-              <w:rPr>
-                <w:rFonts w:ascii="Arial" w:cs="Arial" w:eastAsia="Arial" w:hAnsi="Arial"/>
-                <w:b w:val="1"/>
-                <w:bCs w:val="1"/>
-                <w:i w:val="0"/>
-                <w:iCs w:val="0"/>
-                <w:color w:val="24313a"/>
-                <w:sz w:val="19"/>
-                <w:szCs w:val="19"/>
-                <w:rtl w:val="0"/>
-              </w:rPr>
-              <w:t xml:space="preserve">vohongquan.6524@gmail.com</w:t>
-            </w:r>
-            <w:r>
-              <w:rPr>
-                <w:rtl w:val="0"/>
-              </w:rPr>
-            </w:r>
+            <w:hyperlink r:id="rIdHyperEmail" w:history="1">
+              <w:r>
+                <w:rPr>
+                  <w:rFonts w:ascii="Arial" w:cs="Arial" w:eastAsia="Arial" w:hAnsi="Arial"/>
+                  <w:b w:val="1"/>
+                  <w:bCs w:val="1"/>
+                  <w:i w:val="0"/>
+                  <w:iCs w:val="0"/>
+                  <w:color w:val="24313a"/>
+                  <w:sz w:val="19"/>
+                  <w:szCs w:val="19"/>
+                  <w:rtl w:val="0"/>
+                </w:rPr>
+                <w:t xml:space="preserve">vohongquan.6524@gmail.com</w:t>
+              </w:r>
+            </w:hyperlink>
+            <w:hyperlink r:id="rIdHyperEmail" w:history="1">
+              <w:r>
+                <w:rPr>
+                  <w:rtl w:val="0"/>
+                </w:rPr>
+              </w:r>
+            </w:hyperlink>
           </w:p>
         </w:tc>
         <w:tc>
@@ -8463,25 +8575,29 @@
               <w:spacing w:after="20" w:before="0" w:lineRule="auto"/>
               <w:rPr/>
             </w:pPr>
-            <w:r>
-              <w:rPr>
-                <w:rFonts w:ascii="Arial" w:cs="Arial" w:eastAsia="Arial" w:hAnsi="Arial"/>
-                <w:b w:val="1"/>
-                <w:bCs w:val="1"/>
-                <w:i w:val="0"/>
-                <w:iCs w:val="0"/>
-                <w:color w:val="24313a"/>
-                <w:sz w:val="19"/>
-                <w:szCs w:val="19"/>
-                <w:rtl w:val="0"/>
-              </w:rPr>
-              <w:t xml:space="preserve">(+84) 363 645 485</w:t>
-            </w:r>
-            <w:r>
-              <w:rPr>
-                <w:rtl w:val="0"/>
-              </w:rPr>
-            </w:r>
+            <w:hyperlink r:id="rIdHyperPhone" w:history="1">
+              <w:r>
+                <w:rPr>
+                  <w:rFonts w:ascii="Arial" w:cs="Arial" w:eastAsia="Arial" w:hAnsi="Arial"/>
+                  <w:b w:val="1"/>
+                  <w:bCs w:val="1"/>
+                  <w:i w:val="0"/>
+                  <w:iCs w:val="0"/>
+                  <w:color w:val="24313a"/>
+                  <w:sz w:val="19"/>
+                  <w:szCs w:val="19"/>
+                  <w:rtl w:val="0"/>
+                </w:rPr>
+                <w:t xml:space="preserve">(+84) 363 645 485</w:t>
+              </w:r>
+            </w:hyperlink>
+            <w:hyperlink r:id="rIdHyperPhone" w:history="1">
+              <w:r>
+                <w:rPr>
+                  <w:rtl w:val="0"/>
+                </w:rPr>
+              </w:r>
+            </w:hyperlink>
           </w:p>
         </w:tc>
       </w:tr>
@@ -8535,25 +8651,29 @@
               <w:spacing w:after="20" w:before="0" w:lineRule="auto"/>
               <w:rPr/>
             </w:pPr>
-            <w:r>
-              <w:rPr>
-                <w:rFonts w:ascii="Arial" w:cs="Arial" w:eastAsia="Arial" w:hAnsi="Arial"/>
-                <w:b w:val="1"/>
-                <w:bCs w:val="1"/>
-                <w:i w:val="0"/>
-                <w:iCs w:val="0"/>
-                <w:color w:val="24313a"/>
-                <w:sz w:val="19"/>
-                <w:szCs w:val="19"/>
-                <w:rtl w:val="0"/>
-              </w:rPr>
-              <w:t xml:space="preserve">github.com/vohongquann</w:t>
-            </w:r>
-            <w:r>
-              <w:rPr>
-                <w:rtl w:val="0"/>
-              </w:rPr>
-            </w:r>
+            <w:hyperlink r:id="rIdHyperGithub" w:history="1">
+              <w:r>
+                <w:rPr>
+                  <w:rFonts w:ascii="Arial" w:cs="Arial" w:eastAsia="Arial" w:hAnsi="Arial"/>
+                  <w:b w:val="1"/>
+                  <w:bCs w:val="1"/>
+                  <w:i w:val="0"/>
+                  <w:iCs w:val="0"/>
+                  <w:color w:val="24313a"/>
+                  <w:sz w:val="19"/>
+                  <w:szCs w:val="19"/>
+                  <w:rtl w:val="0"/>
+                </w:rPr>
+                <w:t xml:space="preserve">github.com/vohongquann</w:t>
+              </w:r>
+            </w:hyperlink>
+            <w:hyperlink r:id="rIdHyperGithub" w:history="1">
+              <w:r>
+                <w:rPr>
+                  <w:rtl w:val="0"/>
+                </w:rPr>
+              </w:r>
+            </w:hyperlink>
           </w:p>
         </w:tc>
         <w:tc>
@@ -8601,25 +8721,29 @@
               <w:spacing w:after="20" w:before="0" w:lineRule="auto"/>
               <w:rPr/>
             </w:pPr>
-            <w:r>
-              <w:rPr>
-                <w:rFonts w:ascii="Arial" w:cs="Arial" w:eastAsia="Arial" w:hAnsi="Arial"/>
-                <w:b w:val="1"/>
-                <w:bCs w:val="1"/>
-                <w:i w:val="0"/>
-                <w:iCs w:val="0"/>
-                <w:color w:val="24313a"/>
-                <w:sz w:val="19"/>
-                <w:szCs w:val="19"/>
-                <w:rtl w:val="0"/>
-              </w:rPr>
-              <w:t xml:space="preserve">vohongquann.github.io/Portfolio</w:t>
-            </w:r>
-            <w:r>
-              <w:rPr>
-                <w:rtl w:val="0"/>
-              </w:rPr>
-            </w:r>
+            <w:hyperlink r:id="rIdHyperWebsite" w:history="1">
+              <w:r>
+                <w:rPr>
+                  <w:rFonts w:ascii="Arial" w:cs="Arial" w:eastAsia="Arial" w:hAnsi="Arial"/>
+                  <w:b w:val="1"/>
+                  <w:bCs w:val="1"/>
+                  <w:i w:val="0"/>
+                  <w:iCs w:val="0"/>
+                  <w:color w:val="24313a"/>
+                  <w:sz w:val="19"/>
+                  <w:szCs w:val="19"/>
+                  <w:rtl w:val="0"/>
+                </w:rPr>
+                <w:t xml:space="preserve">vohongquann.github.io/Portfolio</w:t>
+              </w:r>
+            </w:hyperlink>
+            <w:hyperlink r:id="rIdHyperWebsite" w:history="1">
+              <w:r>
+                <w:rPr>
+                  <w:rtl w:val="0"/>
+                </w:rPr>
+              </w:r>
+            </w:hyperlink>
           </w:p>
         </w:tc>
       </w:tr>
@@ -8684,30 +8808,34 @@
         <w:vertAlign w:val="baseline"/>
       </w:rPr>
     </w:pPr>
-    <w:r>
-      <w:rPr>
-        <w:rFonts w:ascii="Arial" w:cs="Arial" w:eastAsia="Arial" w:hAnsi="Arial"/>
-        <w:b w:val="0"/>
-        <w:bCs w:val="0"/>
-        <w:i w:val="0"/>
-        <w:iCs w:val="0"/>
-        <w:smallCaps w:val="0"/>
-        <w:strike w:val="0"/>
-        <w:color w:val="6b7780"/>
-        <w:sz w:val="14"/>
-        <w:szCs w:val="14"/>
-        <w:u w:val="none"/>
-        <w:shd w:fill="auto" w:val="clear"/>
-        <w:vertAlign w:val="baseline"/>
-        <w:rtl w:val="0"/>
-      </w:rPr>
-      <w:t xml:space="preserve">Vo Hong Quan  •  vohongquan.6524@gmail.com  •  github.com/vohongquann</w:t>
-    </w:r>
-    <w:r>
-      <w:rPr>
-        <w:rtl w:val="0"/>
-      </w:rPr>
-    </w:r>
+    <w:hyperlink r:id="rIdHyperWebsite" w:history="1">
+      <w:r>
+        <w:rPr>
+          <w:rFonts w:ascii="Arial" w:cs="Arial" w:eastAsia="Arial" w:hAnsi="Arial"/>
+          <w:b w:val="0"/>
+          <w:bCs w:val="0"/>
+          <w:i w:val="0"/>
+          <w:iCs w:val="0"/>
+          <w:smallCaps w:val="0"/>
+          <w:strike w:val="0"/>
+          <w:color w:val="6b7780"/>
+          <w:sz w:val="14"/>
+          <w:szCs w:val="14"/>
+          <w:u w:val="none"/>
+          <w:shd w:fill="auto" w:val="clear"/>
+          <w:vertAlign w:val="baseline"/>
+          <w:rtl w:val="0"/>
+        </w:rPr>
+        <w:t xml:space="preserve">Vo Hong Quan  •  vohongquann.github.io/Portfolio</w:t>
+      </w:r>
+    </w:hyperlink>
+    <w:hyperlink r:id="rIdHyperWebsite" w:history="1">
+      <w:r>
+        <w:rPr>
+          <w:rtl w:val="0"/>
+        </w:rPr>
+      </w:r>
+    </w:hyperlink>
   </w:p>
 </w:ftr>
 </file>
